--- a/ALL_FILES/module-06-metabolism-questions.docx
+++ b/ALL_FILES/module-06-metabolism-questions.docx
@@ -3,106 +3,169 @@
 <w:document xmlns:wpc="http://schemas.microsoft.com/office/word/2010/wordprocessingCanvas" xmlns:mo="http://schemas.microsoft.com/office/mac/office/2008/main" xmlns:mc="http://schemas.openxmlformats.org/markup-compatibility/2006" xmlns:mv="urn:schemas-microsoft-com:mac:vml" xmlns:o="urn:schemas-microsoft-com:office:office" xmlns:r="http://schemas.openxmlformats.org/officeDocument/2006/relationships" xmlns:m="http://schemas.openxmlformats.org/officeDocument/2006/math" xmlns:v="urn:schemas-microsoft-com:vml" xmlns:wp14="http://schemas.microsoft.com/office/word/2010/wordprocessingDrawing" xmlns:wp="http://schemas.openxmlformats.org/drawingml/2006/wordprocessingDrawing" xmlns:w10="urn:schemas-microsoft-com:office:word" xmlns:w="http://schemas.openxmlformats.org/wordprocessingml/2006/main" xmlns:w14="http://schemas.microsoft.com/office/word/2010/wordml" xmlns:wpg="http://schemas.microsoft.com/office/word/2010/wordprocessingGroup" xmlns:wpi="http://schemas.microsoft.com/office/word/2010/wordprocessingInk" xmlns:wne="http://schemas.microsoft.com/office/word/2006/wordml" xmlns:wps="http://schemas.microsoft.com/office/word/2010/wordprocessingShape" mc:Ignorable="w14 wp14">
   <w:body>
     <w:p>
+      <w:pPr>
+        <w:pStyle w:val="Heading1"/>
+      </w:pPr>
       <w:r>
         <w:t>Module 06: Metabolism — Study Questions</w:t>
       </w:r>
     </w:p>
     <w:p>
       <w:r>
+        <w:br/>
+      </w:r>
+      <w:r>
         <w:t>What is metabolism, and how are catabolism and anabolism related?</w:t>
       </w:r>
     </w:p>
     <w:p>
+      <w:r>
+        <w:br/>
+      </w:r>
       <w:r>
         <w:t>How do the laws of thermodynamics apply to living organisms?</w:t>
       </w:r>
     </w:p>
     <w:p>
       <w:r>
+        <w:br/>
+      </w:r>
+      <w:r>
         <w:t>Why is ATP called the "energy currency" of the cell?</w:t>
       </w:r>
     </w:p>
     <w:p>
+      <w:r>
+        <w:br/>
+      </w:r>
       <w:r>
         <w:t>Describe the structure of ATP and explain where the energy is stored.</w:t>
       </w:r>
     </w:p>
     <w:p>
       <w:r>
+        <w:br/>
+      </w:r>
+      <w:r>
         <w:t>What are enzymes, and why are they essential for metabolism?</w:t>
       </w:r>
     </w:p>
     <w:p>
+      <w:r>
+        <w:br/>
+      </w:r>
       <w:r>
         <w:t>How do enzymes lower the activation energy of a reaction?</w:t>
       </w:r>
     </w:p>
     <w:p>
       <w:r>
+        <w:br/>
+      </w:r>
+      <w:r>
         <w:t>Describe the induced fit model of enzyme action.</w:t>
       </w:r>
     </w:p>
     <w:p>
+      <w:r>
+        <w:br/>
+      </w:r>
       <w:r>
         <w:t>How does temperature affect enzyme activity, and what happens if it gets too high?</w:t>
       </w:r>
     </w:p>
     <w:p>
       <w:r>
+        <w:br/>
+      </w:r>
+      <w:r>
         <w:t>Why do different enzymes work best at different pH levels?</w:t>
       </w:r>
     </w:p>
     <w:p>
+      <w:r>
+        <w:br/>
+      </w:r>
       <w:r>
         <w:t>What is the difference between competitive and noncompetitive enzyme inhibition?</w:t>
       </w:r>
     </w:p>
     <w:p>
       <w:r>
+        <w:br/>
+      </w:r>
+      <w:r>
         <w:t>Explain how feedback inhibition helps regulate metabolic pathways.</w:t>
       </w:r>
     </w:p>
     <w:p>
+      <w:r>
+        <w:br/>
+      </w:r>
       <w:r>
         <w:t>Write the overall equation for cellular respiration and identify the inputs and outputs.</w:t>
       </w:r>
     </w:p>
     <w:p>
       <w:r>
+        <w:br/>
+      </w:r>
+      <w:r>
         <w:t>What are the three main stages of cellular respiration, and where does each occur in the cell?</w:t>
       </w:r>
     </w:p>
     <w:p>
+      <w:r>
+        <w:br/>
+      </w:r>
       <w:r>
         <w:t>What happens during glycolysis, and how much ATP is produced?</w:t>
       </w:r>
     </w:p>
     <w:p>
       <w:r>
+        <w:br/>
+      </w:r>
+      <w:r>
         <w:t>How does the electron transport chain produce the majority of ATP?</w:t>
       </w:r>
     </w:p>
     <w:p>
+      <w:r>
+        <w:br/>
+      </w:r>
       <w:r>
         <w:t>What is the role of oxygen in cellular respiration?</w:t>
       </w:r>
     </w:p>
     <w:p>
       <w:r>
+        <w:br/>
+      </w:r>
+      <w:r>
         <w:t>How many ATP molecules are theoretically produced from one glucose molecule through aerobic respiration?</w:t>
       </w:r>
     </w:p>
     <w:p>
+      <w:r>
+        <w:br/>
+      </w:r>
       <w:r>
         <w:t>What happens in cells when oxygen is not available?</w:t>
       </w:r>
     </w:p>
     <w:p>
       <w:r>
+        <w:br/>
+      </w:r>
+      <w:r>
         <w:t>Compare lactic acid fermentation and alcoholic fermentation.</w:t>
       </w:r>
     </w:p>
     <w:p>
+      <w:r>
+        <w:br/>
+      </w:r>
       <w:r>
         <w:t>Why does fermentation produce much less ATP than aerobic respiration?</w:t>
       </w:r>
